--- a/Documentos Base/Sprint 5 documentacion/Sprint_05_Retrospectiva_ICARO_V1.docx
+++ b/Documentos Base/Sprint 5 documentacion/Sprint_05_Retrospectiva_ICARO_V1.docx
@@ -4,6 +4,7 @@
   <w:body>
     <w:p>
       <w:pPr>
+        <w:spacing w:after="0"/>
         <w:jc w:val="center"/>
       </w:pPr>
       <w:r>
@@ -17,6 +18,7 @@
     </w:p>
     <w:p>
       <w:pPr>
+        <w:spacing w:after="0"/>
         <w:jc w:val="center"/>
       </w:pPr>
       <w:r>
@@ -29,6 +31,7 @@
     </w:p>
     <w:p>
       <w:pPr>
+        <w:spacing w:after="0"/>
         <w:jc w:val="center"/>
       </w:pPr>
       <w:r>
@@ -392,15 +395,15 @@
         <w:tblLook w:val="04A0" w:firstRow="1" w:lastRow="0" w:firstColumn="1" w:lastColumn="0" w:noHBand="0" w:noVBand="1"/>
       </w:tblPr>
       <w:tblGrid>
-        <w:gridCol w:w="2160"/>
-        <w:gridCol w:w="2160"/>
-        <w:gridCol w:w="2160"/>
-        <w:gridCol w:w="2160"/>
+        <w:gridCol w:w="1101"/>
+        <w:gridCol w:w="1559"/>
+        <w:gridCol w:w="2693"/>
+        <w:gridCol w:w="3287"/>
       </w:tblGrid>
       <w:tr>
         <w:tc>
           <w:tcPr>
-            <w:tcW w:w="2160" w:type="dxa"/>
+            <w:tcW w:w="1101" w:type="dxa"/>
             <w:shd w:val="clear" w:color="auto" w:fill="1F3864"/>
           </w:tcPr>
           <w:p>
@@ -420,7 +423,7 @@
         </w:tc>
         <w:tc>
           <w:tcPr>
-            <w:tcW w:w="2160" w:type="dxa"/>
+            <w:tcW w:w="1559" w:type="dxa"/>
             <w:shd w:val="clear" w:color="auto" w:fill="1F3864"/>
           </w:tcPr>
           <w:p>
@@ -440,7 +443,7 @@
         </w:tc>
         <w:tc>
           <w:tcPr>
-            <w:tcW w:w="2160" w:type="dxa"/>
+            <w:tcW w:w="2693" w:type="dxa"/>
             <w:shd w:val="clear" w:color="auto" w:fill="1F3864"/>
           </w:tcPr>
           <w:p>
@@ -460,7 +463,7 @@
         </w:tc>
         <w:tc>
           <w:tcPr>
-            <w:tcW w:w="2160" w:type="dxa"/>
+            <w:tcW w:w="3287" w:type="dxa"/>
             <w:shd w:val="clear" w:color="auto" w:fill="1F3864"/>
           </w:tcPr>
           <w:p>
@@ -482,7 +485,7 @@
       <w:tr>
         <w:tc>
           <w:tcPr>
-            <w:tcW w:w="2160" w:type="dxa"/>
+            <w:tcW w:w="1101" w:type="dxa"/>
           </w:tcPr>
           <w:p>
             <w:pPr>
@@ -500,7 +503,7 @@
         </w:tc>
         <w:tc>
           <w:tcPr>
-            <w:tcW w:w="2160" w:type="dxa"/>
+            <w:tcW w:w="1559" w:type="dxa"/>
           </w:tcPr>
           <w:p>
             <w:pPr>
@@ -530,7 +533,7 @@
         </w:tc>
         <w:tc>
           <w:tcPr>
-            <w:tcW w:w="2160" w:type="dxa"/>
+            <w:tcW w:w="2693" w:type="dxa"/>
           </w:tcPr>
           <w:p>
             <w:pPr>
@@ -548,7 +551,7 @@
         </w:tc>
         <w:tc>
           <w:tcPr>
-            <w:tcW w:w="2160" w:type="dxa"/>
+            <w:tcW w:w="3287" w:type="dxa"/>
           </w:tcPr>
           <w:p>
             <w:pPr>
@@ -1154,7 +1157,6 @@
         <w:pStyle w:val="Ttulo1"/>
       </w:pPr>
       <w:r>
-        <w:lastRenderedPageBreak/>
         <w:t>5. Definición de "Hecho" (DoD) — Sprint 05</w:t>
       </w:r>
     </w:p>
@@ -1165,9 +1167,9 @@
         <w:tblLook w:val="04A0" w:firstRow="1" w:lastRow="0" w:firstColumn="1" w:lastColumn="0" w:noHBand="0" w:noVBand="1"/>
       </w:tblPr>
       <w:tblGrid>
-        <w:gridCol w:w="4782"/>
-        <w:gridCol w:w="1195"/>
-        <w:gridCol w:w="2879"/>
+        <w:gridCol w:w="4786"/>
+        <w:gridCol w:w="1092"/>
+        <w:gridCol w:w="2880"/>
       </w:tblGrid>
       <w:tr>
         <w:tc>
@@ -1300,6 +1302,7 @@
               <w:rPr>
                 <w:szCs w:val="28"/>
               </w:rPr>
+              <w:lastRenderedPageBreak/>
               <w:t>Funcionalidad desplegada en entorno Docker Compose.</w:t>
             </w:r>
           </w:p>
@@ -2611,31 +2614,35 @@
                 <w:sz w:val="18"/>
                 <w:szCs w:val="20"/>
               </w:rPr>
-              <w:t xml:space="preserve">Integrar librería </w:t>
-            </w:r>
-            <w:proofErr w:type="spellStart"/>
-            <w:r>
-              <w:rPr>
-                <w:color w:val="000000"/>
+              <w:t>Integrar librería PDFKit para generación de planillas mensuales en backend</w:t>
+            </w:r>
+          </w:p>
+        </w:tc>
+        <w:tc>
+          <w:tcPr>
+            <w:tcW w:w="709" w:type="dxa"/>
+            <w:shd w:val="clear" w:color="auto" w:fill="F2F2F2"/>
+          </w:tcPr>
+          <w:p>
+            <w:pPr>
+              <w:rPr>
                 <w:sz w:val="18"/>
                 <w:szCs w:val="20"/>
               </w:rPr>
-              <w:t>PDFKit</w:t>
-            </w:r>
-            <w:proofErr w:type="spellEnd"/>
+            </w:pPr>
             <w:r>
               <w:rPr>
                 <w:color w:val="000000"/>
                 <w:sz w:val="18"/>
                 <w:szCs w:val="20"/>
               </w:rPr>
-              <w:t xml:space="preserve"> para generación de planillas mensuales en backend</w:t>
-            </w:r>
-          </w:p>
-        </w:tc>
-        <w:tc>
-          <w:tcPr>
-            <w:tcW w:w="709" w:type="dxa"/>
+              <w:t>HT</w:t>
+            </w:r>
+          </w:p>
+        </w:tc>
+        <w:tc>
+          <w:tcPr>
+            <w:tcW w:w="850" w:type="dxa"/>
             <w:shd w:val="clear" w:color="auto" w:fill="F2F2F2"/>
           </w:tcPr>
           <w:p>
@@ -2651,13 +2658,13 @@
                 <w:sz w:val="18"/>
                 <w:szCs w:val="20"/>
               </w:rPr>
-              <w:t>HT</w:t>
-            </w:r>
-          </w:p>
-        </w:tc>
-        <w:tc>
-          <w:tcPr>
-            <w:tcW w:w="850" w:type="dxa"/>
+              <w:t>Infraestructura</w:t>
+            </w:r>
+          </w:p>
+        </w:tc>
+        <w:tc>
+          <w:tcPr>
+            <w:tcW w:w="851" w:type="dxa"/>
             <w:shd w:val="clear" w:color="auto" w:fill="F2F2F2"/>
           </w:tcPr>
           <w:p>
@@ -2673,13 +2680,13 @@
                 <w:sz w:val="18"/>
                 <w:szCs w:val="20"/>
               </w:rPr>
-              <w:t>Infraestructura</w:t>
-            </w:r>
-          </w:p>
-        </w:tc>
-        <w:tc>
-          <w:tcPr>
-            <w:tcW w:w="851" w:type="dxa"/>
+              <w:t>3</w:t>
+            </w:r>
+          </w:p>
+        </w:tc>
+        <w:tc>
+          <w:tcPr>
+            <w:tcW w:w="708" w:type="dxa"/>
             <w:shd w:val="clear" w:color="auto" w:fill="F2F2F2"/>
           </w:tcPr>
           <w:p>
@@ -2701,8 +2708,8 @@
         </w:tc>
         <w:tc>
           <w:tcPr>
-            <w:tcW w:w="708" w:type="dxa"/>
-            <w:shd w:val="clear" w:color="auto" w:fill="F2F2F2"/>
+            <w:tcW w:w="1276" w:type="dxa"/>
+            <w:shd w:val="clear" w:color="auto" w:fill="E2EFDA"/>
           </w:tcPr>
           <w:p>
             <w:pPr>
@@ -2717,14 +2724,14 @@
                 <w:sz w:val="18"/>
                 <w:szCs w:val="20"/>
               </w:rPr>
-              <w:t>3</w:t>
-            </w:r>
-          </w:p>
-        </w:tc>
-        <w:tc>
-          <w:tcPr>
-            <w:tcW w:w="1276" w:type="dxa"/>
-            <w:shd w:val="clear" w:color="auto" w:fill="E2EFDA"/>
+              <w:t>Completado</w:t>
+            </w:r>
+          </w:p>
+        </w:tc>
+        <w:tc>
+          <w:tcPr>
+            <w:tcW w:w="2369" w:type="dxa"/>
+            <w:shd w:val="clear" w:color="auto" w:fill="F2F2F2"/>
           </w:tcPr>
           <w:p>
             <w:pPr>
@@ -2739,39 +2746,7 @@
                 <w:sz w:val="18"/>
                 <w:szCs w:val="20"/>
               </w:rPr>
-              <w:t>Completado</w:t>
-            </w:r>
-          </w:p>
-        </w:tc>
-        <w:tc>
-          <w:tcPr>
-            <w:tcW w:w="2369" w:type="dxa"/>
-            <w:shd w:val="clear" w:color="auto" w:fill="F2F2F2"/>
-          </w:tcPr>
-          <w:p>
-            <w:pPr>
-              <w:rPr>
-                <w:sz w:val="18"/>
-                <w:szCs w:val="20"/>
-              </w:rPr>
-            </w:pPr>
-            <w:proofErr w:type="spellStart"/>
-            <w:r>
-              <w:rPr>
-                <w:color w:val="000000"/>
-                <w:sz w:val="18"/>
-                <w:szCs w:val="20"/>
-              </w:rPr>
-              <w:t>PDFKit</w:t>
-            </w:r>
-            <w:proofErr w:type="spellEnd"/>
-            <w:r>
-              <w:rPr>
-                <w:color w:val="000000"/>
-                <w:sz w:val="18"/>
-                <w:szCs w:val="20"/>
-              </w:rPr>
-              <w:t xml:space="preserve"> integrado en backend Docker. Planilla generada con avances y HH.</w:t>
+              <w:t>PDFKit integrado en backend Docker. Planilla generada con avances y HH.</w:t>
             </w:r>
           </w:p>
         </w:tc>
@@ -2960,7 +2935,6 @@
         <w:pStyle w:val="Ttulo1"/>
       </w:pPr>
       <w:r>
-        <w:lastRenderedPageBreak/>
         <w:t>7. Verificación de compromisos del Sprint 04 (sección 8.3)</w:t>
       </w:r>
     </w:p>
@@ -2973,7 +2947,7 @@
       <w:tblGrid>
         <w:gridCol w:w="534"/>
         <w:gridCol w:w="4394"/>
-        <w:gridCol w:w="1187"/>
+        <w:gridCol w:w="1134"/>
         <w:gridCol w:w="2578"/>
       </w:tblGrid>
       <w:tr>
@@ -3099,7 +3073,15 @@
                 <w:color w:val="000000"/>
                 <w:szCs w:val="28"/>
               </w:rPr>
-              <w:t>Implementar el módulo de Planilla Mensual de Obra con generación de PDF.</w:t>
+              <w:t xml:space="preserve">Implementar el módulo de Planilla Mensual de </w:t>
+            </w:r>
+            <w:r>
+              <w:rPr>
+                <w:color w:val="000000"/>
+                <w:szCs w:val="28"/>
+              </w:rPr>
+              <w:lastRenderedPageBreak/>
+              <w:t>Obra con generación de PDF.</w:t>
             </w:r>
           </w:p>
         </w:tc>
@@ -3120,6 +3102,7 @@
                 <w:color w:val="000000"/>
                 <w:szCs w:val="28"/>
               </w:rPr>
+              <w:lastRenderedPageBreak/>
               <w:t>Cumplida</w:t>
             </w:r>
           </w:p>
@@ -3140,23 +3123,15 @@
                 <w:color w:val="000000"/>
                 <w:szCs w:val="28"/>
               </w:rPr>
-              <w:t xml:space="preserve">HU-16 completado. GET /planillas/:id/pdf operativo con </w:t>
-            </w:r>
-            <w:proofErr w:type="spellStart"/>
-            <w:r>
-              <w:rPr>
-                <w:color w:val="000000"/>
-                <w:szCs w:val="28"/>
-              </w:rPr>
-              <w:t>PDFKit</w:t>
-            </w:r>
-            <w:proofErr w:type="spellEnd"/>
-            <w:r>
-              <w:rPr>
-                <w:color w:val="000000"/>
-                <w:szCs w:val="28"/>
-              </w:rPr>
-              <w:t>.</w:t>
+              <w:t xml:space="preserve">HU-16 completado. GET </w:t>
+            </w:r>
+            <w:r>
+              <w:rPr>
+                <w:color w:val="000000"/>
+                <w:szCs w:val="28"/>
+              </w:rPr>
+              <w:lastRenderedPageBreak/>
+              <w:t>/planillas/:id/pdf operativo con PDFKit.</w:t>
             </w:r>
           </w:p>
         </w:tc>
@@ -3178,6 +3153,7 @@
                 <w:color w:val="000000"/>
                 <w:szCs w:val="28"/>
               </w:rPr>
+              <w:lastRenderedPageBreak/>
               <w:t>2</w:t>
             </w:r>
           </w:p>
@@ -3544,23 +3520,7 @@
                 <w:color w:val="000000"/>
                 <w:sz w:val="24"/>
               </w:rPr>
-              <w:t xml:space="preserve">• La integración de </w:t>
-            </w:r>
-            <w:proofErr w:type="spellStart"/>
-            <w:r>
-              <w:rPr>
-                <w:color w:val="000000"/>
-                <w:sz w:val="24"/>
-              </w:rPr>
-              <w:t>PDFKit</w:t>
-            </w:r>
-            <w:proofErr w:type="spellEnd"/>
-            <w:r>
-              <w:rPr>
-                <w:color w:val="000000"/>
-                <w:sz w:val="24"/>
-              </w:rPr>
-              <w:t xml:space="preserve"> siguió el patrón de servicios establecido en sprints anteriores sin fricción.</w:t>
+              <w:t>• La integración de PDFKit siguió el patrón de servicios establecido en sprints anteriores sin fricción.</w:t>
             </w:r>
           </w:p>
         </w:tc>
@@ -3681,23 +3641,7 @@
                 <w:color w:val="000000"/>
                 <w:szCs w:val="28"/>
               </w:rPr>
-              <w:t xml:space="preserve">• La configuración de Docker para </w:t>
-            </w:r>
-            <w:proofErr w:type="spellStart"/>
-            <w:r>
-              <w:rPr>
-                <w:color w:val="000000"/>
-                <w:szCs w:val="28"/>
-              </w:rPr>
-              <w:t>PDFKit</w:t>
-            </w:r>
-            <w:proofErr w:type="spellEnd"/>
-            <w:r>
-              <w:rPr>
-                <w:color w:val="000000"/>
-                <w:szCs w:val="28"/>
-              </w:rPr>
-              <w:t xml:space="preserve"> con fuentes personalizadas debería documentarse en el README desde el inicio.</w:t>
+              <w:t>• La configuración de Docker para PDFKit con fuentes personalizadas debería documentarse en el README desde el inicio.</w:t>
             </w:r>
           </w:p>
         </w:tc>
@@ -3807,23 +3751,7 @@
                 <w:color w:val="000000"/>
                 <w:szCs w:val="28"/>
               </w:rPr>
-              <w:t xml:space="preserve">• Documentar la configuración de Docker con </w:t>
-            </w:r>
-            <w:proofErr w:type="spellStart"/>
-            <w:r>
-              <w:rPr>
-                <w:color w:val="000000"/>
-                <w:szCs w:val="28"/>
-              </w:rPr>
-              <w:t>PDFKit</w:t>
-            </w:r>
-            <w:proofErr w:type="spellEnd"/>
-            <w:r>
-              <w:rPr>
-                <w:color w:val="000000"/>
-                <w:szCs w:val="28"/>
-              </w:rPr>
-              <w:t xml:space="preserve"> y fuentes en el README.</w:t>
+              <w:t>• Documentar la configuración de Docker con PDFKit y fuentes en el README.</w:t>
             </w:r>
           </w:p>
         </w:tc>
@@ -3846,7 +3774,6 @@
                 <w:color w:val="000000"/>
                 <w:szCs w:val="28"/>
               </w:rPr>
-              <w:lastRenderedPageBreak/>
               <w:t>• Agregar pruebas de integración con datos reales en BD para planilla y cierre contable.</w:t>
             </w:r>
           </w:p>
@@ -3904,6 +3831,7 @@
         <w:pStyle w:val="Ttulo1"/>
       </w:pPr>
       <w:r>
+        <w:lastRenderedPageBreak/>
         <w:t>9. Métricas del sprint</w:t>
       </w:r>
     </w:p>
@@ -4987,14 +4915,18 @@
           <w:p>
             <w:pPr>
               <w:rPr>
-                <w:szCs w:val="28"/>
-              </w:rPr>
-            </w:pPr>
-            <w:r>
-              <w:rPr>
-                <w:szCs w:val="28"/>
-              </w:rPr>
-              <w:t>No se registraron impedimentos ni bloqueos en el Sprint 05.</w:t>
+                <w:color w:val="808080" w:themeColor="background1" w:themeShade="80"/>
+                <w:szCs w:val="28"/>
+              </w:rPr>
+            </w:pPr>
+            <w:r>
+              <w:rPr>
+                <w:rFonts w:ascii="Calibri" w:hAnsi="Calibri"/>
+                <w:i/>
+                <w:color w:val="808080" w:themeColor="background1" w:themeShade="80"/>
+                <w:szCs w:val="28"/>
+              </w:rPr>
+              <w:t>No se registraron impedimentos ni bloqueos en el Sprint 04.</w:t>
             </w:r>
           </w:p>
         </w:tc>
@@ -5055,7 +4987,7 @@
         <w:tblLook w:val="04A0" w:firstRow="1" w:lastRow="0" w:firstColumn="1" w:lastColumn="0" w:noHBand="0" w:noVBand="1"/>
       </w:tblPr>
       <w:tblGrid>
-        <w:gridCol w:w="449"/>
+        <w:gridCol w:w="437"/>
         <w:gridCol w:w="5368"/>
         <w:gridCol w:w="2880"/>
       </w:tblGrid>
@@ -5225,23 +5157,7 @@
                 <w:color w:val="000000"/>
                 <w:szCs w:val="28"/>
               </w:rPr>
-              <w:t xml:space="preserve">Documentar configuración de Docker con </w:t>
-            </w:r>
-            <w:proofErr w:type="spellStart"/>
-            <w:r>
-              <w:rPr>
-                <w:color w:val="000000"/>
-                <w:szCs w:val="28"/>
-              </w:rPr>
-              <w:t>PDFKit</w:t>
-            </w:r>
-            <w:proofErr w:type="spellEnd"/>
-            <w:r>
-              <w:rPr>
-                <w:color w:val="000000"/>
-                <w:szCs w:val="28"/>
-              </w:rPr>
-              <w:t xml:space="preserve"> y fuentes en README.</w:t>
+              <w:t>Documentar configuración de Docker con PDFKit y fuentes en README.</w:t>
             </w:r>
           </w:p>
         </w:tc>
@@ -5539,7 +5455,6 @@
                 <w:color w:val="000000"/>
                 <w:szCs w:val="28"/>
               </w:rPr>
-              <w:lastRenderedPageBreak/>
               <w:t>Estado del producto al cierre</w:t>
             </w:r>
           </w:p>
@@ -5582,6 +5497,7 @@
                 <w:color w:val="000000"/>
                 <w:szCs w:val="28"/>
               </w:rPr>
+              <w:lastRenderedPageBreak/>
               <w:t>Satisfacción del equipo</w:t>
             </w:r>
           </w:p>
@@ -5664,10 +5580,10 @@
         <w:tblLook w:val="04A0" w:firstRow="1" w:lastRow="0" w:firstColumn="1" w:lastColumn="0" w:noHBand="0" w:noVBand="1"/>
       </w:tblPr>
       <w:tblGrid>
-        <w:gridCol w:w="4740"/>
-        <w:gridCol w:w="968"/>
-        <w:gridCol w:w="1499"/>
-        <w:gridCol w:w="1649"/>
+        <w:gridCol w:w="4392"/>
+        <w:gridCol w:w="1182"/>
+        <w:gridCol w:w="1597"/>
+        <w:gridCol w:w="1685"/>
       </w:tblGrid>
       <w:tr>
         <w:tc>
@@ -6674,7 +6590,6 @@
                 <w:color w:val="000000"/>
                 <w:szCs w:val="28"/>
               </w:rPr>
-              <w:lastRenderedPageBreak/>
               <w:t>CRUD</w:t>
             </w:r>
           </w:p>
@@ -6864,7 +6779,16 @@
                 <w:color w:val="000000"/>
                 <w:szCs w:val="28"/>
               </w:rPr>
-              <w:t>PLN-REA</w:t>
+              <w:t>PLN-</w:t>
+            </w:r>
+            <w:r>
+              <w:rPr>
+                <w:b/>
+                <w:color w:val="000000"/>
+                <w:szCs w:val="28"/>
+              </w:rPr>
+              <w:lastRenderedPageBreak/>
+              <w:t>REA</w:t>
             </w:r>
           </w:p>
         </w:tc>
@@ -6884,6 +6808,7 @@
                 <w:color w:val="000000"/>
                 <w:szCs w:val="28"/>
               </w:rPr>
+              <w:lastRenderedPageBreak/>
               <w:t>Planificado-Realizado</w:t>
             </w:r>
           </w:p>
@@ -7010,23 +6935,7 @@
                 <w:color w:val="000000"/>
                 <w:szCs w:val="28"/>
               </w:rPr>
-              <w:t xml:space="preserve">Portable </w:t>
-            </w:r>
-            <w:proofErr w:type="spellStart"/>
-            <w:r>
-              <w:rPr>
-                <w:color w:val="000000"/>
-                <w:szCs w:val="28"/>
-              </w:rPr>
-              <w:t>Document</w:t>
-            </w:r>
-            <w:proofErr w:type="spellEnd"/>
-            <w:r>
-              <w:rPr>
-                <w:color w:val="000000"/>
-                <w:szCs w:val="28"/>
-              </w:rPr>
-              <w:t xml:space="preserve"> Format</w:t>
+              <w:t>Portable Document Format</w:t>
             </w:r>
           </w:p>
         </w:tc>
@@ -7718,8 +7627,9 @@
   <w:style w:type="paragraph" w:default="1" w:styleId="Normal">
     <w:name w:val="Normal"/>
     <w:qFormat/>
-    <w:rsid w:val="00FC693F"/>
+    <w:rsid w:val="00401701"/>
     <w:rPr>
+      <w:rFonts w:asciiTheme="majorHAnsi" w:hAnsiTheme="majorHAnsi"/>
       <w:lang w:val="es-EC"/>
     </w:rPr>
   </w:style>
@@ -7738,7 +7648,7 @@
       <w:outlineLvl w:val="0"/>
     </w:pPr>
     <w:rPr>
-      <w:rFonts w:asciiTheme="majorHAnsi" w:eastAsiaTheme="majorEastAsia" w:hAnsiTheme="majorHAnsi" w:cstheme="majorBidi"/>
+      <w:rFonts w:eastAsiaTheme="majorEastAsia" w:cstheme="majorBidi"/>
       <w:b/>
       <w:bCs/>
       <w:szCs w:val="28"/>
@@ -7773,7 +7683,7 @@
       <w:outlineLvl w:val="2"/>
     </w:pPr>
     <w:rPr>
-      <w:rFonts w:asciiTheme="majorHAnsi" w:eastAsiaTheme="majorEastAsia" w:hAnsiTheme="majorHAnsi" w:cstheme="majorBidi"/>
+      <w:rFonts w:eastAsiaTheme="majorEastAsia" w:cstheme="majorBidi"/>
       <w:b/>
       <w:bCs/>
       <w:color w:val="4F81BD" w:themeColor="accent1"/>
@@ -7796,7 +7706,7 @@
       <w:outlineLvl w:val="3"/>
     </w:pPr>
     <w:rPr>
-      <w:rFonts w:asciiTheme="majorHAnsi" w:eastAsiaTheme="majorEastAsia" w:hAnsiTheme="majorHAnsi" w:cstheme="majorBidi"/>
+      <w:rFonts w:eastAsiaTheme="majorEastAsia" w:cstheme="majorBidi"/>
       <w:b/>
       <w:bCs/>
       <w:i/>
@@ -7821,7 +7731,7 @@
       <w:outlineLvl w:val="4"/>
     </w:pPr>
     <w:rPr>
-      <w:rFonts w:asciiTheme="majorHAnsi" w:eastAsiaTheme="majorEastAsia" w:hAnsiTheme="majorHAnsi" w:cstheme="majorBidi"/>
+      <w:rFonts w:eastAsiaTheme="majorEastAsia" w:cstheme="majorBidi"/>
       <w:color w:val="243F60" w:themeColor="accent1" w:themeShade="7F"/>
     </w:rPr>
   </w:style>
@@ -7842,7 +7752,7 @@
       <w:outlineLvl w:val="5"/>
     </w:pPr>
     <w:rPr>
-      <w:rFonts w:asciiTheme="majorHAnsi" w:eastAsiaTheme="majorEastAsia" w:hAnsiTheme="majorHAnsi" w:cstheme="majorBidi"/>
+      <w:rFonts w:eastAsiaTheme="majorEastAsia" w:cstheme="majorBidi"/>
       <w:i/>
       <w:iCs/>
       <w:color w:val="243F60" w:themeColor="accent1" w:themeShade="7F"/>
@@ -7865,7 +7775,7 @@
       <w:outlineLvl w:val="6"/>
     </w:pPr>
     <w:rPr>
-      <w:rFonts w:asciiTheme="majorHAnsi" w:eastAsiaTheme="majorEastAsia" w:hAnsiTheme="majorHAnsi" w:cstheme="majorBidi"/>
+      <w:rFonts w:eastAsiaTheme="majorEastAsia" w:cstheme="majorBidi"/>
       <w:i/>
       <w:iCs/>
       <w:color w:val="404040" w:themeColor="text1" w:themeTint="BF"/>
@@ -7888,7 +7798,7 @@
       <w:outlineLvl w:val="7"/>
     </w:pPr>
     <w:rPr>
-      <w:rFonts w:asciiTheme="majorHAnsi" w:eastAsiaTheme="majorEastAsia" w:hAnsiTheme="majorHAnsi" w:cstheme="majorBidi"/>
+      <w:rFonts w:eastAsiaTheme="majorEastAsia" w:cstheme="majorBidi"/>
       <w:color w:val="4F81BD" w:themeColor="accent1"/>
       <w:sz w:val="20"/>
       <w:szCs w:val="20"/>
@@ -7911,7 +7821,7 @@
       <w:outlineLvl w:val="8"/>
     </w:pPr>
     <w:rPr>
-      <w:rFonts w:asciiTheme="majorHAnsi" w:eastAsiaTheme="majorEastAsia" w:hAnsiTheme="majorHAnsi" w:cstheme="majorBidi"/>
+      <w:rFonts w:eastAsiaTheme="majorEastAsia" w:cstheme="majorBidi"/>
       <w:i/>
       <w:iCs/>
       <w:color w:val="404040" w:themeColor="text1" w:themeTint="BF"/>
@@ -8054,7 +7964,7 @@
       <w:contextualSpacing/>
     </w:pPr>
     <w:rPr>
-      <w:rFonts w:asciiTheme="majorHAnsi" w:eastAsiaTheme="majorEastAsia" w:hAnsiTheme="majorHAnsi" w:cstheme="majorBidi"/>
+      <w:rFonts w:eastAsiaTheme="majorEastAsia" w:cstheme="majorBidi"/>
       <w:color w:val="17365D" w:themeColor="text2" w:themeShade="BF"/>
       <w:spacing w:val="5"/>
       <w:kern w:val="28"/>
@@ -8091,7 +8001,7 @@
       </w:numPr>
     </w:pPr>
     <w:rPr>
-      <w:rFonts w:asciiTheme="majorHAnsi" w:eastAsiaTheme="majorEastAsia" w:hAnsiTheme="majorHAnsi" w:cstheme="majorBidi"/>
+      <w:rFonts w:eastAsiaTheme="majorEastAsia" w:cstheme="majorBidi"/>
       <w:i/>
       <w:iCs/>
       <w:color w:val="4F81BD" w:themeColor="accent1"/>

--- a/Documentos Base/Sprint 5 documentacion/Sprint_05_Retrospectiva_ICARO_V1.docx
+++ b/Documentos Base/Sprint 5 documentacion/Sprint_05_Retrospectiva_ICARO_V1.docx
@@ -1669,11 +1669,11 @@
         <w:gridCol w:w="534"/>
         <w:gridCol w:w="1559"/>
         <w:gridCol w:w="709"/>
-        <w:gridCol w:w="850"/>
-        <w:gridCol w:w="851"/>
-        <w:gridCol w:w="708"/>
+        <w:gridCol w:w="1275"/>
+        <w:gridCol w:w="709"/>
+        <w:gridCol w:w="709"/>
         <w:gridCol w:w="1276"/>
-        <w:gridCol w:w="2369"/>
+        <w:gridCol w:w="2085"/>
       </w:tblGrid>
       <w:tr>
         <w:tc>
@@ -1747,7 +1747,7 @@
         </w:tc>
         <w:tc>
           <w:tcPr>
-            <w:tcW w:w="850" w:type="dxa"/>
+            <w:tcW w:w="1275" w:type="dxa"/>
             <w:shd w:val="clear" w:color="auto" w:fill="1F3864"/>
           </w:tcPr>
           <w:p>
@@ -1770,7 +1770,7 @@
         </w:tc>
         <w:tc>
           <w:tcPr>
-            <w:tcW w:w="851" w:type="dxa"/>
+            <w:tcW w:w="709" w:type="dxa"/>
             <w:shd w:val="clear" w:color="auto" w:fill="1F3864"/>
           </w:tcPr>
           <w:p>
@@ -1793,7 +1793,7 @@
         </w:tc>
         <w:tc>
           <w:tcPr>
-            <w:tcW w:w="708" w:type="dxa"/>
+            <w:tcW w:w="709" w:type="dxa"/>
             <w:shd w:val="clear" w:color="auto" w:fill="1F3864"/>
           </w:tcPr>
           <w:p>
@@ -1839,7 +1839,7 @@
         </w:tc>
         <w:tc>
           <w:tcPr>
-            <w:tcW w:w="2369" w:type="dxa"/>
+            <w:tcW w:w="2085" w:type="dxa"/>
             <w:shd w:val="clear" w:color="auto" w:fill="1F3864"/>
           </w:tcPr>
           <w:p>
@@ -1930,7 +1930,7 @@
         </w:tc>
         <w:tc>
           <w:tcPr>
-            <w:tcW w:w="850" w:type="dxa"/>
+            <w:tcW w:w="1275" w:type="dxa"/>
             <w:shd w:val="clear" w:color="auto" w:fill="F2F2F2"/>
           </w:tcPr>
           <w:p>
@@ -1952,7 +1952,7 @@
         </w:tc>
         <w:tc>
           <w:tcPr>
-            <w:tcW w:w="851" w:type="dxa"/>
+            <w:tcW w:w="709" w:type="dxa"/>
             <w:shd w:val="clear" w:color="auto" w:fill="F2F2F2"/>
           </w:tcPr>
           <w:p>
@@ -1974,7 +1974,7 @@
         </w:tc>
         <w:tc>
           <w:tcPr>
-            <w:tcW w:w="708" w:type="dxa"/>
+            <w:tcW w:w="709" w:type="dxa"/>
             <w:shd w:val="clear" w:color="auto" w:fill="F2F2F2"/>
           </w:tcPr>
           <w:p>
@@ -2018,7 +2018,7 @@
         </w:tc>
         <w:tc>
           <w:tcPr>
-            <w:tcW w:w="2369" w:type="dxa"/>
+            <w:tcW w:w="2085" w:type="dxa"/>
             <w:shd w:val="clear" w:color="auto" w:fill="F2F2F2"/>
           </w:tcPr>
           <w:p>
@@ -2108,7 +2108,7 @@
         </w:tc>
         <w:tc>
           <w:tcPr>
-            <w:tcW w:w="850" w:type="dxa"/>
+            <w:tcW w:w="1275" w:type="dxa"/>
             <w:shd w:val="clear" w:color="auto" w:fill="FFFFFF"/>
           </w:tcPr>
           <w:p>
@@ -2130,7 +2130,7 @@
         </w:tc>
         <w:tc>
           <w:tcPr>
-            <w:tcW w:w="851" w:type="dxa"/>
+            <w:tcW w:w="709" w:type="dxa"/>
             <w:shd w:val="clear" w:color="auto" w:fill="FFFFFF"/>
           </w:tcPr>
           <w:p>
@@ -2152,7 +2152,7 @@
         </w:tc>
         <w:tc>
           <w:tcPr>
-            <w:tcW w:w="708" w:type="dxa"/>
+            <w:tcW w:w="709" w:type="dxa"/>
             <w:shd w:val="clear" w:color="auto" w:fill="FFFFFF"/>
           </w:tcPr>
           <w:p>
@@ -2196,7 +2196,7 @@
         </w:tc>
         <w:tc>
           <w:tcPr>
-            <w:tcW w:w="2369" w:type="dxa"/>
+            <w:tcW w:w="2085" w:type="dxa"/>
             <w:shd w:val="clear" w:color="auto" w:fill="FFFFFF"/>
           </w:tcPr>
           <w:p>
@@ -2286,7 +2286,7 @@
         </w:tc>
         <w:tc>
           <w:tcPr>
-            <w:tcW w:w="850" w:type="dxa"/>
+            <w:tcW w:w="1275" w:type="dxa"/>
             <w:shd w:val="clear" w:color="auto" w:fill="F2F2F2"/>
           </w:tcPr>
           <w:p>
@@ -2308,7 +2308,7 @@
         </w:tc>
         <w:tc>
           <w:tcPr>
-            <w:tcW w:w="851" w:type="dxa"/>
+            <w:tcW w:w="709" w:type="dxa"/>
             <w:shd w:val="clear" w:color="auto" w:fill="F2F2F2"/>
           </w:tcPr>
           <w:p>
@@ -2330,7 +2330,7 @@
         </w:tc>
         <w:tc>
           <w:tcPr>
-            <w:tcW w:w="708" w:type="dxa"/>
+            <w:tcW w:w="709" w:type="dxa"/>
             <w:shd w:val="clear" w:color="auto" w:fill="F2F2F2"/>
           </w:tcPr>
           <w:p>
@@ -2374,7 +2374,7 @@
         </w:tc>
         <w:tc>
           <w:tcPr>
-            <w:tcW w:w="2369" w:type="dxa"/>
+            <w:tcW w:w="2085" w:type="dxa"/>
             <w:shd w:val="clear" w:color="auto" w:fill="F2F2F2"/>
           </w:tcPr>
           <w:p>
@@ -2464,7 +2464,7 @@
         </w:tc>
         <w:tc>
           <w:tcPr>
-            <w:tcW w:w="850" w:type="dxa"/>
+            <w:tcW w:w="1275" w:type="dxa"/>
             <w:shd w:val="clear" w:color="auto" w:fill="FFFFFF"/>
           </w:tcPr>
           <w:p>
@@ -2486,7 +2486,7 @@
         </w:tc>
         <w:tc>
           <w:tcPr>
-            <w:tcW w:w="851" w:type="dxa"/>
+            <w:tcW w:w="709" w:type="dxa"/>
             <w:shd w:val="clear" w:color="auto" w:fill="FFFFFF"/>
           </w:tcPr>
           <w:p>
@@ -2508,7 +2508,7 @@
         </w:tc>
         <w:tc>
           <w:tcPr>
-            <w:tcW w:w="708" w:type="dxa"/>
+            <w:tcW w:w="709" w:type="dxa"/>
             <w:shd w:val="clear" w:color="auto" w:fill="FFFFFF"/>
           </w:tcPr>
           <w:p>
@@ -2552,7 +2552,7 @@
         </w:tc>
         <w:tc>
           <w:tcPr>
-            <w:tcW w:w="2369" w:type="dxa"/>
+            <w:tcW w:w="2085" w:type="dxa"/>
             <w:shd w:val="clear" w:color="auto" w:fill="FFFFFF"/>
           </w:tcPr>
           <w:p>
@@ -2642,7 +2642,7 @@
         </w:tc>
         <w:tc>
           <w:tcPr>
-            <w:tcW w:w="850" w:type="dxa"/>
+            <w:tcW w:w="1275" w:type="dxa"/>
             <w:shd w:val="clear" w:color="auto" w:fill="F2F2F2"/>
           </w:tcPr>
           <w:p>
@@ -2664,7 +2664,7 @@
         </w:tc>
         <w:tc>
           <w:tcPr>
-            <w:tcW w:w="851" w:type="dxa"/>
+            <w:tcW w:w="709" w:type="dxa"/>
             <w:shd w:val="clear" w:color="auto" w:fill="F2F2F2"/>
           </w:tcPr>
           <w:p>
@@ -2686,7 +2686,7 @@
         </w:tc>
         <w:tc>
           <w:tcPr>
-            <w:tcW w:w="708" w:type="dxa"/>
+            <w:tcW w:w="709" w:type="dxa"/>
             <w:shd w:val="clear" w:color="auto" w:fill="F2F2F2"/>
           </w:tcPr>
           <w:p>
@@ -2730,7 +2730,7 @@
         </w:tc>
         <w:tc>
           <w:tcPr>
-            <w:tcW w:w="2369" w:type="dxa"/>
+            <w:tcW w:w="2085" w:type="dxa"/>
             <w:shd w:val="clear" w:color="auto" w:fill="F2F2F2"/>
           </w:tcPr>
           <w:p>
@@ -2820,7 +2820,7 @@
         </w:tc>
         <w:tc>
           <w:tcPr>
-            <w:tcW w:w="850" w:type="dxa"/>
+            <w:tcW w:w="1275" w:type="dxa"/>
             <w:shd w:val="clear" w:color="auto" w:fill="FFFFFF"/>
           </w:tcPr>
           <w:p>
@@ -2842,7 +2842,7 @@
         </w:tc>
         <w:tc>
           <w:tcPr>
-            <w:tcW w:w="851" w:type="dxa"/>
+            <w:tcW w:w="709" w:type="dxa"/>
             <w:shd w:val="clear" w:color="auto" w:fill="FFFFFF"/>
           </w:tcPr>
           <w:p>
@@ -2864,7 +2864,7 @@
         </w:tc>
         <w:tc>
           <w:tcPr>
-            <w:tcW w:w="708" w:type="dxa"/>
+            <w:tcW w:w="709" w:type="dxa"/>
             <w:shd w:val="clear" w:color="auto" w:fill="FFFFFF"/>
           </w:tcPr>
           <w:p>
@@ -2908,7 +2908,7 @@
         </w:tc>
         <w:tc>
           <w:tcPr>
-            <w:tcW w:w="2369" w:type="dxa"/>
+            <w:tcW w:w="2085" w:type="dxa"/>
             <w:shd w:val="clear" w:color="auto" w:fill="FFFFFF"/>
           </w:tcPr>
           <w:p>
@@ -3103,7 +3103,15 @@
                 <w:szCs w:val="28"/>
               </w:rPr>
               <w:lastRenderedPageBreak/>
-              <w:t>Cumplida</w:t>
+              <w:t>Cumplid</w:t>
+            </w:r>
+            <w:r>
+              <w:rPr>
+                <w:b/>
+                <w:color w:val="000000"/>
+                <w:szCs w:val="28"/>
+              </w:rPr>
+              <w:t>o</w:t>
             </w:r>
           </w:p>
         </w:tc>
@@ -3195,7 +3203,15 @@
                 <w:color w:val="000000"/>
                 <w:szCs w:val="28"/>
               </w:rPr>
-              <w:t>Cumplida</w:t>
+              <w:t>Cumplid</w:t>
+            </w:r>
+            <w:r>
+              <w:rPr>
+                <w:b/>
+                <w:color w:val="000000"/>
+                <w:szCs w:val="28"/>
+              </w:rPr>
+              <w:t>o</w:t>
             </w:r>
           </w:p>
         </w:tc>
@@ -3278,7 +3294,15 @@
                 <w:color w:val="000000"/>
                 <w:szCs w:val="28"/>
               </w:rPr>
-              <w:t>Cumplida</w:t>
+              <w:t>Cumplid</w:t>
+            </w:r>
+            <w:r>
+              <w:rPr>
+                <w:b/>
+                <w:color w:val="000000"/>
+                <w:szCs w:val="28"/>
+              </w:rPr>
+              <w:t>o</w:t>
             </w:r>
           </w:p>
         </w:tc>
@@ -3361,7 +3385,15 @@
                 <w:color w:val="000000"/>
                 <w:szCs w:val="28"/>
               </w:rPr>
-              <w:t>Cumplida</w:t>
+              <w:t>Cumplid</w:t>
+            </w:r>
+            <w:r>
+              <w:rPr>
+                <w:b/>
+                <w:color w:val="000000"/>
+                <w:szCs w:val="28"/>
+              </w:rPr>
+              <w:t>o</w:t>
             </w:r>
           </w:p>
         </w:tc>
@@ -3444,7 +3476,15 @@
                 <w:color w:val="000000"/>
                 <w:szCs w:val="28"/>
               </w:rPr>
-              <w:t>Cumplida</w:t>
+              <w:t>Cumplid</w:t>
+            </w:r>
+            <w:r>
+              <w:rPr>
+                <w:b/>
+                <w:color w:val="000000"/>
+                <w:szCs w:val="28"/>
+              </w:rPr>
+              <w:t>o</w:t>
             </w:r>
           </w:p>
         </w:tc>
@@ -3925,7 +3965,6 @@
             </w:pPr>
             <w:r>
               <w:rPr>
-                <w:color w:val="1F3864"/>
                 <w:szCs w:val="28"/>
               </w:rPr>
               <w:t>Story Points del sprint</w:t>
@@ -3987,7 +4026,6 @@
             </w:pPr>
             <w:r>
               <w:rPr>
-                <w:color w:val="1F3864"/>
                 <w:szCs w:val="28"/>
               </w:rPr>
               <w:t>N° historias de usuario (HU)</w:t>
@@ -4049,7 +4087,6 @@
             </w:pPr>
             <w:r>
               <w:rPr>
-                <w:color w:val="1F3864"/>
                 <w:szCs w:val="28"/>
               </w:rPr>
               <w:t>N° historias técnicas (HT)</w:t>
@@ -4111,7 +4148,6 @@
             </w:pPr>
             <w:r>
               <w:rPr>
-                <w:color w:val="1F3864"/>
                 <w:szCs w:val="28"/>
               </w:rPr>
               <w:t>N° ítems completados</w:t>
@@ -4173,7 +4209,6 @@
             </w:pPr>
             <w:r>
               <w:rPr>
-                <w:color w:val="1F3864"/>
                 <w:szCs w:val="28"/>
               </w:rPr>
               <w:t>N° ítems bloqueados</w:t>
@@ -4235,7 +4270,6 @@
             </w:pPr>
             <w:r>
               <w:rPr>
-                <w:color w:val="1F3864"/>
                 <w:szCs w:val="28"/>
               </w:rPr>
               <w:t>Velocidad (SP/semana)</w:t>
@@ -4297,7 +4331,6 @@
             </w:pPr>
             <w:r>
               <w:rPr>
-                <w:color w:val="1F3864"/>
                 <w:szCs w:val="28"/>
               </w:rPr>
               <w:t>% Cumplimiento del backlog</w:t>
@@ -4359,7 +4392,6 @@
             </w:pPr>
             <w:r>
               <w:rPr>
-                <w:color w:val="1F3864"/>
                 <w:szCs w:val="28"/>
               </w:rPr>
               <w:t>N° pruebas automatizadas</w:t>
@@ -4421,7 +4453,6 @@
             </w:pPr>
             <w:r>
               <w:rPr>
-                <w:color w:val="1F3864"/>
                 <w:szCs w:val="28"/>
               </w:rPr>
               <w:t>N° módulos con cobertura &gt;= 80%</w:t>
@@ -4483,7 +4514,6 @@
             </w:pPr>
             <w:r>
               <w:rPr>
-                <w:color w:val="1F3864"/>
                 <w:szCs w:val="28"/>
               </w:rPr>
               <w:t>N° defectos registrados</w:t>
@@ -4545,7 +4575,6 @@
             </w:pPr>
             <w:r>
               <w:rPr>
-                <w:color w:val="1F3864"/>
                 <w:szCs w:val="28"/>
               </w:rPr>
               <w:t>Compromisos Sprint 04 §8.3 cumplidos</w:t>
@@ -4607,7 +4636,6 @@
             </w:pPr>
             <w:r>
               <w:rPr>
-                <w:color w:val="1F3864"/>
                 <w:szCs w:val="28"/>
               </w:rPr>
               <w:t>Deudas técnicas cerradas</w:t>
@@ -4669,7 +4697,6 @@
             </w:pPr>
             <w:r>
               <w:rPr>
-                <w:color w:val="1F3864"/>
                 <w:szCs w:val="28"/>
               </w:rPr>
               <w:t>N° pruebas acumuladas del proyecto</w:t>
@@ -4731,7 +4758,6 @@
             </w:pPr>
             <w:r>
               <w:rPr>
-                <w:color w:val="1F3864"/>
                 <w:szCs w:val="28"/>
               </w:rPr>
               <w:t>Calidad general del sprint</w:t>
@@ -5938,7 +5964,6 @@
       <w:tblGrid>
         <w:gridCol w:w="817"/>
         <w:gridCol w:w="2835"/>
-        <w:gridCol w:w="5158"/>
       </w:tblGrid>
       <w:tr>
         <w:tc>
@@ -5983,27 +6008,6 @@
             </w:r>
           </w:p>
         </w:tc>
-        <w:tc>
-          <w:tcPr>
-            <w:tcW w:w="5158" w:type="dxa"/>
-            <w:shd w:val="clear" w:color="auto" w:fill="1F3864"/>
-          </w:tcPr>
-          <w:p>
-            <w:pPr>
-              <w:rPr>
-                <w:szCs w:val="28"/>
-              </w:rPr>
-            </w:pPr>
-            <w:r>
-              <w:rPr>
-                <w:b/>
-                <w:color w:val="FFFFFF"/>
-                <w:szCs w:val="28"/>
-              </w:rPr>
-              <w:t>Contexto de uso</w:t>
-            </w:r>
-          </w:p>
-        </w:tc>
       </w:tr>
       <w:tr>
         <w:tc>
@@ -6047,26 +6051,6 @@
             </w:r>
           </w:p>
         </w:tc>
-        <w:tc>
-          <w:tcPr>
-            <w:tcW w:w="5158" w:type="dxa"/>
-            <w:shd w:val="clear" w:color="auto" w:fill="D9E1F2"/>
-          </w:tcPr>
-          <w:p>
-            <w:pPr>
-              <w:rPr>
-                <w:szCs w:val="28"/>
-              </w:rPr>
-            </w:pPr>
-            <w:r>
-              <w:rPr>
-                <w:color w:val="000000"/>
-                <w:szCs w:val="28"/>
-              </w:rPr>
-              <w:t>Prefijo del código de este documento</w:t>
-            </w:r>
-          </w:p>
-        </w:tc>
       </w:tr>
       <w:tr>
         <w:tc>
@@ -6110,26 +6094,6 @@
             </w:r>
           </w:p>
         </w:tc>
-        <w:tc>
-          <w:tcPr>
-            <w:tcW w:w="5158" w:type="dxa"/>
-            <w:shd w:val="clear" w:color="auto" w:fill="FFFFFF"/>
-          </w:tcPr>
-          <w:p>
-            <w:pPr>
-              <w:rPr>
-                <w:szCs w:val="28"/>
-              </w:rPr>
-            </w:pPr>
-            <w:r>
-              <w:rPr>
-                <w:color w:val="000000"/>
-                <w:szCs w:val="28"/>
-              </w:rPr>
-              <w:t>Iteración de desarrollo</w:t>
-            </w:r>
-          </w:p>
-        </w:tc>
       </w:tr>
       <w:tr>
         <w:tc>
@@ -6173,26 +6137,6 @@
             </w:r>
           </w:p>
         </w:tc>
-        <w:tc>
-          <w:tcPr>
-            <w:tcW w:w="5158" w:type="dxa"/>
-            <w:shd w:val="clear" w:color="auto" w:fill="D9E1F2"/>
-          </w:tcPr>
-          <w:p>
-            <w:pPr>
-              <w:rPr>
-                <w:szCs w:val="28"/>
-              </w:rPr>
-            </w:pPr>
-            <w:r>
-              <w:rPr>
-                <w:color w:val="000000"/>
-                <w:szCs w:val="28"/>
-              </w:rPr>
-              <w:t>Criterios de completitud del sprint</w:t>
-            </w:r>
-          </w:p>
-        </w:tc>
       </w:tr>
       <w:tr>
         <w:tc>
@@ -6236,26 +6180,6 @@
             </w:r>
           </w:p>
         </w:tc>
-        <w:tc>
-          <w:tcPr>
-            <w:tcW w:w="5158" w:type="dxa"/>
-            <w:shd w:val="clear" w:color="auto" w:fill="FFFFFF"/>
-          </w:tcPr>
-          <w:p>
-            <w:pPr>
-              <w:rPr>
-                <w:szCs w:val="28"/>
-              </w:rPr>
-            </w:pPr>
-            <w:r>
-              <w:rPr>
-                <w:color w:val="000000"/>
-                <w:szCs w:val="28"/>
-              </w:rPr>
-              <w:t>Unidad de estimación de esfuerzo</w:t>
-            </w:r>
-          </w:p>
-        </w:tc>
       </w:tr>
       <w:tr>
         <w:tc>
@@ -6299,26 +6223,6 @@
             </w:r>
           </w:p>
         </w:tc>
-        <w:tc>
-          <w:tcPr>
-            <w:tcW w:w="5158" w:type="dxa"/>
-            <w:shd w:val="clear" w:color="auto" w:fill="D9E1F2"/>
-          </w:tcPr>
-          <w:p>
-            <w:pPr>
-              <w:rPr>
-                <w:szCs w:val="28"/>
-              </w:rPr>
-            </w:pPr>
-            <w:r>
-              <w:rPr>
-                <w:color w:val="000000"/>
-                <w:szCs w:val="28"/>
-              </w:rPr>
-              <w:t>Tipo de ítem del backlog</w:t>
-            </w:r>
-          </w:p>
-        </w:tc>
       </w:tr>
       <w:tr>
         <w:tc>
@@ -6362,26 +6266,6 @@
             </w:r>
           </w:p>
         </w:tc>
-        <w:tc>
-          <w:tcPr>
-            <w:tcW w:w="5158" w:type="dxa"/>
-            <w:shd w:val="clear" w:color="auto" w:fill="FFFFFF"/>
-          </w:tcPr>
-          <w:p>
-            <w:pPr>
-              <w:rPr>
-                <w:szCs w:val="28"/>
-              </w:rPr>
-            </w:pPr>
-            <w:r>
-              <w:rPr>
-                <w:color w:val="000000"/>
-                <w:szCs w:val="28"/>
-              </w:rPr>
-              <w:t>Tarea técnica transversal</w:t>
-            </w:r>
-          </w:p>
-        </w:tc>
       </w:tr>
       <w:tr>
         <w:tc>
@@ -6425,26 +6309,6 @@
             </w:r>
           </w:p>
         </w:tc>
-        <w:tc>
-          <w:tcPr>
-            <w:tcW w:w="5158" w:type="dxa"/>
-            <w:shd w:val="clear" w:color="auto" w:fill="D9E1F2"/>
-          </w:tcPr>
-          <w:p>
-            <w:pPr>
-              <w:rPr>
-                <w:szCs w:val="28"/>
-              </w:rPr>
-            </w:pPr>
-            <w:r>
-              <w:rPr>
-                <w:color w:val="000000"/>
-                <w:szCs w:val="28"/>
-              </w:rPr>
-              <w:t>Control de acceso por roles</w:t>
-            </w:r>
-          </w:p>
-        </w:tc>
       </w:tr>
       <w:tr>
         <w:tc>
@@ -6488,26 +6352,6 @@
             </w:r>
           </w:p>
         </w:tc>
-        <w:tc>
-          <w:tcPr>
-            <w:tcW w:w="5158" w:type="dxa"/>
-            <w:shd w:val="clear" w:color="auto" w:fill="FFFFFF"/>
-          </w:tcPr>
-          <w:p>
-            <w:pPr>
-              <w:rPr>
-                <w:szCs w:val="28"/>
-              </w:rPr>
-            </w:pPr>
-            <w:r>
-              <w:rPr>
-                <w:color w:val="000000"/>
-                <w:szCs w:val="28"/>
-              </w:rPr>
-              <w:t>Mecanismo de autenticación implementado</w:t>
-            </w:r>
-          </w:p>
-        </w:tc>
       </w:tr>
       <w:tr>
         <w:tc>
@@ -6551,26 +6395,6 @@
             </w:r>
           </w:p>
         </w:tc>
-        <w:tc>
-          <w:tcPr>
-            <w:tcW w:w="5158" w:type="dxa"/>
-            <w:shd w:val="clear" w:color="auto" w:fill="D9E1F2"/>
-          </w:tcPr>
-          <w:p>
-            <w:pPr>
-              <w:rPr>
-                <w:szCs w:val="28"/>
-              </w:rPr>
-            </w:pPr>
-            <w:r>
-              <w:rPr>
-                <w:color w:val="000000"/>
-                <w:szCs w:val="28"/>
-              </w:rPr>
-              <w:t>Interfaz de programación</w:t>
-            </w:r>
-          </w:p>
-        </w:tc>
       </w:tr>
       <w:tr>
         <w:tc>
@@ -6614,26 +6438,6 @@
             </w:r>
           </w:p>
         </w:tc>
-        <w:tc>
-          <w:tcPr>
-            <w:tcW w:w="5158" w:type="dxa"/>
-            <w:shd w:val="clear" w:color="auto" w:fill="FFFFFF"/>
-          </w:tcPr>
-          <w:p>
-            <w:pPr>
-              <w:rPr>
-                <w:szCs w:val="28"/>
-              </w:rPr>
-            </w:pPr>
-            <w:r>
-              <w:rPr>
-                <w:color w:val="000000"/>
-                <w:szCs w:val="28"/>
-              </w:rPr>
-              <w:t>Operaciones básicas de gestión</w:t>
-            </w:r>
-          </w:p>
-        </w:tc>
       </w:tr>
       <w:tr>
         <w:tc>
@@ -6677,26 +6481,6 @@
             </w:r>
           </w:p>
         </w:tc>
-        <w:tc>
-          <w:tcPr>
-            <w:tcW w:w="5158" w:type="dxa"/>
-            <w:shd w:val="clear" w:color="auto" w:fill="D9E1F2"/>
-          </w:tcPr>
-          <w:p>
-            <w:pPr>
-              <w:rPr>
-                <w:szCs w:val="28"/>
-              </w:rPr>
-            </w:pPr>
-            <w:r>
-              <w:rPr>
-                <w:color w:val="000000"/>
-                <w:szCs w:val="28"/>
-              </w:rPr>
-              <w:t>Repositorio de datos del sistema</w:t>
-            </w:r>
-          </w:p>
-        </w:tc>
       </w:tr>
       <w:tr>
         <w:tc>
@@ -6740,26 +6524,6 @@
             </w:r>
           </w:p>
         </w:tc>
-        <w:tc>
-          <w:tcPr>
-            <w:tcW w:w="5158" w:type="dxa"/>
-            <w:shd w:val="clear" w:color="auto" w:fill="FFFFFF"/>
-          </w:tcPr>
-          <w:p>
-            <w:pPr>
-              <w:rPr>
-                <w:szCs w:val="28"/>
-              </w:rPr>
-            </w:pPr>
-            <w:r>
-              <w:rPr>
-                <w:color w:val="000000"/>
-                <w:szCs w:val="28"/>
-              </w:rPr>
-              <w:t>Ref. al documento Sprint_05_Backlog_ICARO.xlsx</w:t>
-            </w:r>
-          </w:p>
-        </w:tc>
       </w:tr>
       <w:tr>
         <w:tc>
@@ -6813,26 +6577,6 @@
             </w:r>
           </w:p>
         </w:tc>
-        <w:tc>
-          <w:tcPr>
-            <w:tcW w:w="5158" w:type="dxa"/>
-            <w:shd w:val="clear" w:color="auto" w:fill="D9E1F2"/>
-          </w:tcPr>
-          <w:p>
-            <w:pPr>
-              <w:rPr>
-                <w:szCs w:val="28"/>
-              </w:rPr>
-            </w:pPr>
-            <w:r>
-              <w:rPr>
-                <w:color w:val="000000"/>
-                <w:szCs w:val="28"/>
-              </w:rPr>
-              <w:t>Ref. al documento de comparación</w:t>
-            </w:r>
-          </w:p>
-        </w:tc>
       </w:tr>
       <w:tr>
         <w:tc>
@@ -6876,26 +6620,6 @@
             </w:r>
           </w:p>
         </w:tc>
-        <w:tc>
-          <w:tcPr>
-            <w:tcW w:w="5158" w:type="dxa"/>
-            <w:shd w:val="clear" w:color="auto" w:fill="FFFFFF"/>
-          </w:tcPr>
-          <w:p>
-            <w:pPr>
-              <w:rPr>
-                <w:szCs w:val="28"/>
-              </w:rPr>
-            </w:pPr>
-            <w:r>
-              <w:rPr>
-                <w:color w:val="000000"/>
-                <w:szCs w:val="28"/>
-              </w:rPr>
-              <w:t>Ref. al documento de pruebas</w:t>
-            </w:r>
-          </w:p>
-        </w:tc>
       </w:tr>
       <w:tr>
         <w:tc>
@@ -6939,26 +6663,6 @@
             </w:r>
           </w:p>
         </w:tc>
-        <w:tc>
-          <w:tcPr>
-            <w:tcW w:w="5158" w:type="dxa"/>
-            <w:shd w:val="clear" w:color="auto" w:fill="D9E1F2"/>
-          </w:tcPr>
-          <w:p>
-            <w:pPr>
-              <w:rPr>
-                <w:szCs w:val="28"/>
-              </w:rPr>
-            </w:pPr>
-            <w:r>
-              <w:rPr>
-                <w:color w:val="000000"/>
-                <w:szCs w:val="28"/>
-              </w:rPr>
-              <w:t>Formato de salida de planilla mensual</w:t>
-            </w:r>
-          </w:p>
-        </w:tc>
       </w:tr>
       <w:tr>
         <w:tc>
@@ -6999,26 +6703,6 @@
                 <w:szCs w:val="28"/>
               </w:rPr>
               <w:t>Sistema de control de versiones</w:t>
-            </w:r>
-          </w:p>
-        </w:tc>
-        <w:tc>
-          <w:tcPr>
-            <w:tcW w:w="5158" w:type="dxa"/>
-            <w:shd w:val="clear" w:color="auto" w:fill="FFFFFF"/>
-          </w:tcPr>
-          <w:p>
-            <w:pPr>
-              <w:rPr>
-                <w:szCs w:val="28"/>
-              </w:rPr>
-            </w:pPr>
-            <w:r>
-              <w:rPr>
-                <w:color w:val="000000"/>
-                <w:szCs w:val="28"/>
-              </w:rPr>
-              <w:t>Herramienta de gestión de código fuente</w:t>
             </w:r>
           </w:p>
         </w:tc>

--- a/Documentos Base/Sprint 5 documentacion/Sprint_05_Retrospectiva_ICARO_V1.docx
+++ b/Documentos Base/Sprint 5 documentacion/Sprint_05_Retrospectiva_ICARO_V1.docx
@@ -3554,11 +3554,14 @@
           <w:p>
             <w:pPr>
               <w:spacing w:line="276" w:lineRule="auto"/>
+              <w:rPr>
+                <w:szCs w:val="20"/>
+              </w:rPr>
             </w:pPr>
             <w:r>
               <w:rPr>
                 <w:color w:val="000000"/>
-                <w:sz w:val="24"/>
+                <w:szCs w:val="20"/>
               </w:rPr>
               <w:t>• La integración de PDFKit siguió el patrón de servicios establecido en sprints anteriores sin fricción.</w:t>
             </w:r>
@@ -3574,11 +3577,14 @@
           <w:p>
             <w:pPr>
               <w:spacing w:line="276" w:lineRule="auto"/>
+              <w:rPr>
+                <w:szCs w:val="20"/>
+              </w:rPr>
             </w:pPr>
             <w:r>
               <w:rPr>
                 <w:color w:val="000000"/>
-                <w:sz w:val="24"/>
+                <w:szCs w:val="20"/>
               </w:rPr>
               <w:t>• La lógica de consolidación del cierre contable reutilizó los servicios de rubros y materiales, reduciendo el tiempo de desarrollo.</w:t>
             </w:r>
@@ -3594,11 +3600,14 @@
           <w:p>
             <w:pPr>
               <w:spacing w:line="276" w:lineRule="auto"/>
+              <w:rPr>
+                <w:szCs w:val="20"/>
+              </w:rPr>
             </w:pPr>
             <w:r>
               <w:rPr>
                 <w:color w:val="000000"/>
-                <w:sz w:val="24"/>
+                <w:szCs w:val="20"/>
               </w:rPr>
               <w:t>• Las 18 pruebas automatizadas cubrieron todos los flujos RBAC y de generación de PDF.</w:t>
             </w:r>
@@ -3614,11 +3623,14 @@
           <w:p>
             <w:pPr>
               <w:spacing w:line="276" w:lineRule="auto"/>
+              <w:rPr>
+                <w:szCs w:val="20"/>
+              </w:rPr>
             </w:pPr>
             <w:r>
               <w:rPr>
                 <w:color w:val="000000"/>
-                <w:sz w:val="24"/>
+                <w:szCs w:val="20"/>
               </w:rPr>
               <w:t>• El equipo resolvió el problema de fuentes en Docker en menos de 2 horas gracias a la documentación interna.</w:t>
             </w:r>
@@ -3634,11 +3646,14 @@
           <w:p>
             <w:pPr>
               <w:spacing w:line="276" w:lineRule="auto"/>
+              <w:rPr>
+                <w:szCs w:val="20"/>
+              </w:rPr>
             </w:pPr>
             <w:r>
               <w:rPr>
                 <w:color w:val="000000"/>
-                <w:sz w:val="24"/>
+                <w:szCs w:val="20"/>
               </w:rPr>
               <w:t>• La velocidad del equipo se mantuvo consistente: 22 SP completados al 100%.</w:t>
             </w:r>
